--- a/PROYECTO INNOVA.docx
+++ b/PROYECTO INNOVA.docx
@@ -17,21 +17,27 @@
         <w:rPr>
           <w:lang w:val="en-US"/>
         </w:rPr>
-        <w:t>DIAGRAMA DE ISHIKAWA</w:t>
-      </w:r>
-    </w:p>
-    <w:p>
-      <w:pPr>
+        <w:t>D</w:t>
+      </w:r>
+      <w:r>
         <w:rPr>
           <w:lang w:val="en-US"/>
         </w:rPr>
+        <w:t>iagrama de Ishikawa</w:t>
+      </w:r>
+    </w:p>
+    <w:p>
+      <w:pPr>
+        <w:rPr>
+          <w:lang w:val="en-US"/>
+        </w:rPr>
       </w:pPr>
       <w:r>
         <w:rPr>
           <w:noProof/>
         </w:rPr>
         <w:drawing>
-          <wp:inline distT="0" distB="0" distL="0" distR="0" wp14:anchorId="04E0506F" wp14:editId="31DDDC04">
+          <wp:inline distT="0" distB="0" distL="0" distR="0" wp14:anchorId="04E0506F" wp14:editId="51CF9C7A">
             <wp:extent cx="6705765" cy="3771900"/>
             <wp:effectExtent l="0" t="0" r="0" b="0"/>
             <wp:docPr id="1688510698" name="Imagen 1"/>
@@ -95,7 +101,13 @@
         <w:rPr>
           <w:lang w:val="en-US"/>
         </w:rPr>
-        <w:t xml:space="preserve">RESTRICCIONES </w:t>
+        <w:t>R</w:t>
+      </w:r>
+      <w:r>
+        <w:rPr>
+          <w:lang w:val="en-US"/>
+        </w:rPr>
+        <w:t>estricciones</w:t>
       </w:r>
     </w:p>
     <w:p>
@@ -108,7 +120,7 @@
         <w:spacing w:after="0" w:line="240" w:lineRule="auto"/>
         <w:jc w:val="both"/>
         <w:rPr>
-          <w:rFonts w:ascii="Arial" w:eastAsia="Times New Roman" w:hAnsi="Arial" w:cs="Arial"/>
+          <w:rFonts w:eastAsia="Times New Roman" w:cs="Arial"/>
           <w:kern w:val="0"/>
           <w:lang w:eastAsia="es-PE"/>
           <w14:ligatures w14:val="none"/>
@@ -116,7 +128,7 @@
       </w:pPr>
       <w:r>
         <w:rPr>
-          <w:rFonts w:ascii="Arial" w:eastAsia="Times New Roman" w:hAnsi="Arial" w:cs="Arial"/>
+          <w:rFonts w:eastAsia="Times New Roman" w:cs="Arial"/>
           <w:kern w:val="0"/>
           <w:lang w:eastAsia="es-PE"/>
           <w14:ligatures w14:val="none"/>
@@ -134,7 +146,7 @@
         <w:spacing w:after="0" w:line="240" w:lineRule="auto"/>
         <w:jc w:val="both"/>
         <w:rPr>
-          <w:rFonts w:ascii="Arial" w:eastAsia="Times New Roman" w:hAnsi="Arial" w:cs="Arial"/>
+          <w:rFonts w:eastAsia="Times New Roman" w:cs="Arial"/>
           <w:kern w:val="0"/>
           <w:lang w:eastAsia="es-PE"/>
           <w14:ligatures w14:val="none"/>
@@ -142,7 +154,7 @@
       </w:pPr>
       <w:r>
         <w:rPr>
-          <w:rFonts w:ascii="Arial" w:eastAsia="Times New Roman" w:hAnsi="Arial" w:cs="Arial"/>
+          <w:rFonts w:eastAsia="Times New Roman" w:cs="Arial"/>
           <w:kern w:val="0"/>
           <w:lang w:eastAsia="es-PE"/>
           <w14:ligatures w14:val="none"/>
@@ -160,7 +172,7 @@
         <w:spacing w:after="0" w:line="240" w:lineRule="auto"/>
         <w:jc w:val="both"/>
         <w:rPr>
-          <w:rFonts w:ascii="Arial" w:eastAsia="Times New Roman" w:hAnsi="Arial" w:cs="Arial"/>
+          <w:rFonts w:eastAsia="Times New Roman" w:cs="Arial"/>
           <w:kern w:val="0"/>
           <w:lang w:eastAsia="es-PE"/>
           <w14:ligatures w14:val="none"/>
@@ -168,7 +180,7 @@
       </w:pPr>
       <w:r>
         <w:rPr>
-          <w:rFonts w:ascii="Arial" w:eastAsia="Times New Roman" w:hAnsi="Arial" w:cs="Arial"/>
+          <w:rFonts w:eastAsia="Times New Roman" w:cs="Arial"/>
           <w:kern w:val="0"/>
           <w:lang w:eastAsia="es-PE"/>
           <w14:ligatures w14:val="none"/>
@@ -186,7 +198,7 @@
         <w:spacing w:after="0" w:line="240" w:lineRule="auto"/>
         <w:jc w:val="both"/>
         <w:rPr>
-          <w:rFonts w:ascii="Arial" w:eastAsia="Times New Roman" w:hAnsi="Arial" w:cs="Arial"/>
+          <w:rFonts w:eastAsia="Times New Roman" w:cs="Arial"/>
           <w:kern w:val="0"/>
           <w:lang w:eastAsia="es-PE"/>
           <w14:ligatures w14:val="none"/>
@@ -194,7 +206,7 @@
       </w:pPr>
       <w:r>
         <w:rPr>
-          <w:rFonts w:ascii="Arial" w:eastAsia="Times New Roman" w:hAnsi="Arial" w:cs="Arial"/>
+          <w:rFonts w:eastAsia="Times New Roman" w:cs="Arial"/>
           <w:kern w:val="0"/>
           <w:lang w:eastAsia="es-PE"/>
           <w14:ligatures w14:val="none"/>
@@ -212,7 +224,7 @@
         <w:spacing w:after="0" w:line="240" w:lineRule="auto"/>
         <w:jc w:val="both"/>
         <w:rPr>
-          <w:rFonts w:ascii="Arial" w:eastAsia="Times New Roman" w:hAnsi="Arial" w:cs="Arial"/>
+          <w:rFonts w:eastAsia="Times New Roman" w:cs="Arial"/>
           <w:kern w:val="0"/>
           <w:lang w:eastAsia="es-PE"/>
           <w14:ligatures w14:val="none"/>
@@ -220,7 +232,7 @@
       </w:pPr>
       <w:r>
         <w:rPr>
-          <w:rFonts w:ascii="Arial" w:eastAsia="Times New Roman" w:hAnsi="Arial" w:cs="Arial"/>
+          <w:rFonts w:eastAsia="Times New Roman" w:cs="Arial"/>
           <w:kern w:val="0"/>
           <w:lang w:eastAsia="es-PE"/>
           <w14:ligatures w14:val="none"/>
@@ -238,7 +250,7 @@
         <w:spacing w:after="0" w:line="240" w:lineRule="auto"/>
         <w:jc w:val="both"/>
         <w:rPr>
-          <w:rFonts w:ascii="Arial" w:eastAsia="Times New Roman" w:hAnsi="Arial" w:cs="Arial"/>
+          <w:rFonts w:eastAsia="Times New Roman" w:cs="Arial"/>
           <w:kern w:val="0"/>
           <w:lang w:eastAsia="es-PE"/>
           <w14:ligatures w14:val="none"/>
@@ -246,7 +258,7 @@
       </w:pPr>
       <w:r>
         <w:rPr>
-          <w:rFonts w:ascii="Arial" w:eastAsia="Times New Roman" w:hAnsi="Arial" w:cs="Arial"/>
+          <w:rFonts w:eastAsia="Times New Roman" w:cs="Arial"/>
           <w:kern w:val="0"/>
           <w:lang w:eastAsia="es-PE"/>
           <w14:ligatures w14:val="none"/>
@@ -264,7 +276,7 @@
         <w:spacing w:after="0" w:line="240" w:lineRule="auto"/>
         <w:jc w:val="both"/>
         <w:rPr>
-          <w:rFonts w:ascii="Arial" w:eastAsia="Times New Roman" w:hAnsi="Arial" w:cs="Arial"/>
+          <w:rFonts w:eastAsia="Times New Roman" w:cs="Arial"/>
           <w:kern w:val="0"/>
           <w:lang w:eastAsia="es-PE"/>
           <w14:ligatures w14:val="none"/>
@@ -272,7 +284,7 @@
       </w:pPr>
       <w:r>
         <w:rPr>
-          <w:rFonts w:ascii="Arial" w:eastAsia="Times New Roman" w:hAnsi="Arial" w:cs="Arial"/>
+          <w:rFonts w:eastAsia="Times New Roman" w:cs="Arial"/>
           <w:kern w:val="0"/>
           <w:lang w:eastAsia="es-PE"/>
           <w14:ligatures w14:val="none"/>
@@ -290,7 +302,7 @@
         <w:spacing w:after="0" w:line="240" w:lineRule="auto"/>
         <w:jc w:val="both"/>
         <w:rPr>
-          <w:rFonts w:ascii="Arial" w:eastAsia="Times New Roman" w:hAnsi="Arial" w:cs="Arial"/>
+          <w:rFonts w:eastAsia="Times New Roman" w:cs="Arial"/>
           <w:kern w:val="0"/>
           <w:lang w:eastAsia="es-PE"/>
           <w14:ligatures w14:val="none"/>
@@ -298,7 +310,7 @@
       </w:pPr>
       <w:r>
         <w:rPr>
-          <w:rFonts w:ascii="Arial" w:eastAsia="Times New Roman" w:hAnsi="Arial" w:cs="Arial"/>
+          <w:rFonts w:eastAsia="Times New Roman" w:cs="Arial"/>
           <w:kern w:val="0"/>
           <w:lang w:eastAsia="es-PE"/>
           <w14:ligatures w14:val="none"/>
@@ -316,7 +328,7 @@
         <w:spacing w:after="0" w:line="240" w:lineRule="auto"/>
         <w:jc w:val="both"/>
         <w:rPr>
-          <w:rFonts w:ascii="Arial" w:eastAsia="Times New Roman" w:hAnsi="Arial" w:cs="Arial"/>
+          <w:rFonts w:eastAsia="Times New Roman" w:cs="Arial"/>
           <w:kern w:val="0"/>
           <w:lang w:eastAsia="es-PE"/>
           <w14:ligatures w14:val="none"/>
@@ -324,7 +336,7 @@
       </w:pPr>
       <w:r>
         <w:rPr>
-          <w:rFonts w:ascii="Arial" w:eastAsia="Times New Roman" w:hAnsi="Arial" w:cs="Arial"/>
+          <w:rFonts w:eastAsia="Times New Roman" w:cs="Arial"/>
           <w:kern w:val="0"/>
           <w:lang w:eastAsia="es-PE"/>
           <w14:ligatures w14:val="none"/>
@@ -342,7 +354,7 @@
         <w:spacing w:after="0" w:line="240" w:lineRule="auto"/>
         <w:jc w:val="both"/>
         <w:rPr>
-          <w:rFonts w:ascii="Arial" w:eastAsia="Times New Roman" w:hAnsi="Arial" w:cs="Arial"/>
+          <w:rFonts w:eastAsia="Times New Roman" w:cs="Arial"/>
           <w:kern w:val="0"/>
           <w:lang w:eastAsia="es-PE"/>
           <w14:ligatures w14:val="none"/>
@@ -350,7 +362,7 @@
       </w:pPr>
       <w:r>
         <w:rPr>
-          <w:rFonts w:ascii="Arial" w:eastAsia="Times New Roman" w:hAnsi="Arial" w:cs="Arial"/>
+          <w:rFonts w:eastAsia="Times New Roman" w:cs="Arial"/>
           <w:kern w:val="0"/>
           <w:lang w:eastAsia="es-PE"/>
           <w14:ligatures w14:val="none"/>
@@ -367,17 +379,453 @@
         </w:numPr>
         <w:jc w:val="both"/>
         <w:rPr>
-          <w:rFonts w:ascii="Arial" w:hAnsi="Arial" w:cs="Arial"/>
-        </w:rPr>
-      </w:pPr>
-      <w:r>
-        <w:rPr>
-          <w:rFonts w:ascii="Arial" w:eastAsia="Times New Roman" w:hAnsi="Arial" w:cs="Arial"/>
+          <w:rFonts w:cs="Arial"/>
+        </w:rPr>
+      </w:pPr>
+      <w:r>
+        <w:rPr>
+          <w:rFonts w:eastAsia="Times New Roman" w:cs="Arial"/>
           <w:kern w:val="0"/>
           <w:lang w:eastAsia="es-PE"/>
           <w14:ligatures w14:val="none"/>
         </w:rPr>
         <w:t>El programa debe controlar los errores mediante excepciones para evitar que termine inesperadamente</w:t>
+      </w:r>
+    </w:p>
+    <w:p>
+      <w:pPr>
+        <w:rPr>
+          <w:rFonts w:ascii="Arial" w:hAnsi="Arial" w:cs="Arial"/>
+        </w:rPr>
+      </w:pPr>
+      <w:r>
+        <w:rPr>
+          <w:rFonts w:ascii="Arial" w:hAnsi="Arial" w:cs="Arial"/>
+        </w:rPr>
+        <w:br w:type="page"/>
+      </w:r>
+    </w:p>
+    <w:p>
+      <w:pPr>
+        <w:pStyle w:val="Ttulo1"/>
+        <w:numPr>
+          <w:ilvl w:val="0"/>
+          <w:numId w:val="2"/>
+        </w:numPr>
+      </w:pPr>
+      <w:r>
+        <w:lastRenderedPageBreak/>
+        <w:t xml:space="preserve">Alternativas de solución </w:t>
+      </w:r>
+    </w:p>
+    <w:p>
+      <w:r>
+        <w:t xml:space="preserve">Podemos plantear 3 alternativas: </w:t>
+      </w:r>
+    </w:p>
+    <w:p>
+      <w:pPr>
+        <w:pStyle w:val="Prrafodelista"/>
+        <w:numPr>
+          <w:ilvl w:val="0"/>
+          <w:numId w:val="3"/>
+        </w:numPr>
+      </w:pPr>
+      <w:r>
+        <w:rPr>
+          <w:b/>
+          <w:bCs/>
+        </w:rPr>
+        <w:t>Alternativa 1: Mantener Excel, pero mejorar el registro</w:t>
+      </w:r>
+    </w:p>
+    <w:p>
+      <w:pPr>
+        <w:ind w:left="360"/>
+      </w:pPr>
+      <w:r>
+        <w:t>Crear unas plantillas de Excel con campos obligatorios, validaciones y fórmulas para calcular las pensiones</w:t>
+      </w:r>
+    </w:p>
+    <w:p>
+      <w:pPr>
+        <w:ind w:left="360"/>
+      </w:pPr>
+      <w:r>
+        <w:rPr>
+          <w:b/>
+          <w:bCs/>
+        </w:rPr>
+        <w:t xml:space="preserve">Ventajas: </w:t>
+      </w:r>
+      <w:r>
+        <w:t>Es fácil de implementar</w:t>
+      </w:r>
+    </w:p>
+    <w:p>
+      <w:pPr>
+        <w:ind w:left="360"/>
+      </w:pPr>
+      <w:r>
+        <w:rPr>
+          <w:b/>
+          <w:bCs/>
+        </w:rPr>
+        <w:t xml:space="preserve">Desventaja: </w:t>
+      </w:r>
+      <w:r>
+        <w:t xml:space="preserve">la información seguiría dependiendo de archivos y podría existir duplicación o perdida de información </w:t>
+      </w:r>
+    </w:p>
+    <w:p>
+      <w:pPr>
+        <w:pStyle w:val="Prrafodelista"/>
+        <w:numPr>
+          <w:ilvl w:val="0"/>
+          <w:numId w:val="3"/>
+        </w:numPr>
+      </w:pPr>
+      <w:r>
+        <w:rPr>
+          <w:b/>
+          <w:bCs/>
+        </w:rPr>
+        <w:t>Alternativa 2: Crear un sistema en Java</w:t>
+      </w:r>
+    </w:p>
+    <w:p>
+      <w:pPr>
+        <w:ind w:left="360"/>
+      </w:pPr>
+      <w:r>
+        <w:t>Desarrollar una aplicación en Java que permita:</w:t>
+      </w:r>
+    </w:p>
+    <w:p>
+      <w:pPr>
+        <w:pStyle w:val="Prrafodelista"/>
+        <w:numPr>
+          <w:ilvl w:val="0"/>
+          <w:numId w:val="4"/>
+        </w:numPr>
+      </w:pPr>
+      <w:r>
+        <w:t>Registrar alumnos</w:t>
+      </w:r>
+    </w:p>
+    <w:p>
+      <w:pPr>
+        <w:pStyle w:val="Prrafodelista"/>
+        <w:numPr>
+          <w:ilvl w:val="0"/>
+          <w:numId w:val="4"/>
+        </w:numPr>
+      </w:pPr>
+      <w:r>
+        <w:t>Validar DNI y carné</w:t>
+      </w:r>
+    </w:p>
+    <w:p>
+      <w:pPr>
+        <w:pStyle w:val="Prrafodelista"/>
+        <w:numPr>
+          <w:ilvl w:val="0"/>
+          <w:numId w:val="4"/>
+        </w:numPr>
+      </w:pPr>
+      <w:r>
+        <w:t xml:space="preserve">Seleccionar nivel socioeconómico </w:t>
+      </w:r>
+    </w:p>
+    <w:p>
+      <w:pPr>
+        <w:pStyle w:val="Prrafodelista"/>
+        <w:numPr>
+          <w:ilvl w:val="0"/>
+          <w:numId w:val="4"/>
+        </w:numPr>
+      </w:pPr>
+      <w:r>
+        <w:t>Registrar el tipo de beca</w:t>
+      </w:r>
+    </w:p>
+    <w:p>
+      <w:pPr>
+        <w:pStyle w:val="Prrafodelista"/>
+        <w:numPr>
+          <w:ilvl w:val="0"/>
+          <w:numId w:val="4"/>
+        </w:numPr>
+      </w:pPr>
+      <w:r>
+        <w:t>Calcular automáticamente la pensión</w:t>
+      </w:r>
+    </w:p>
+    <w:p>
+      <w:pPr>
+        <w:pStyle w:val="Prrafodelista"/>
+        <w:numPr>
+          <w:ilvl w:val="0"/>
+          <w:numId w:val="4"/>
+        </w:numPr>
+      </w:pPr>
+      <w:r>
+        <w:t>Guardar los alumnos en una lista</w:t>
+      </w:r>
+    </w:p>
+    <w:p>
+      <w:pPr>
+        <w:pStyle w:val="Prrafodelista"/>
+        <w:numPr>
+          <w:ilvl w:val="0"/>
+          <w:numId w:val="4"/>
+        </w:numPr>
+      </w:pPr>
+      <w:r>
+        <w:t>Mostrar los alumnos registrados</w:t>
+      </w:r>
+    </w:p>
+    <w:p>
+      <w:pPr>
+        <w:pStyle w:val="Prrafodelista"/>
+      </w:pPr>
+    </w:p>
+    <w:p>
+      <w:pPr>
+        <w:pStyle w:val="Prrafodelista"/>
+      </w:pPr>
+      <w:r>
+        <w:rPr>
+          <w:b/>
+          <w:bCs/>
+        </w:rPr>
+        <w:t>Ventaja:</w:t>
+      </w:r>
+      <w:r>
+        <w:t xml:space="preserve"> permite automatizar el proceso y aplicar POO.</w:t>
+      </w:r>
+    </w:p>
+    <w:p>
+      <w:pPr>
+        <w:pStyle w:val="Prrafodelista"/>
+      </w:pPr>
+      <w:r>
+        <w:rPr>
+          <w:b/>
+          <w:bCs/>
+        </w:rPr>
+        <w:t>Desventaja:</w:t>
+      </w:r>
+      <w:r>
+        <w:t xml:space="preserve"> requiere desarrollar el sistema y realizar pruebas.</w:t>
+      </w:r>
+    </w:p>
+    <w:p>
+      <w:pPr>
+        <w:pStyle w:val="Prrafodelista"/>
+      </w:pPr>
+    </w:p>
+    <w:p>
+      <w:pPr>
+        <w:pStyle w:val="Prrafodelista"/>
+        <w:numPr>
+          <w:ilvl w:val="0"/>
+          <w:numId w:val="3"/>
+        </w:numPr>
+      </w:pPr>
+      <w:r>
+        <w:rPr>
+          <w:b/>
+          <w:bCs/>
+        </w:rPr>
+        <w:t>Alternativa 3: Crear un sistema web con base de datos</w:t>
+      </w:r>
+    </w:p>
+    <w:p>
+      <w:pPr>
+        <w:pStyle w:val="pdq2pgselectionanchorcontainer"/>
+        <w:ind w:left="360"/>
+        <w:jc w:val="both"/>
+        <w:rPr>
+          <w:rFonts w:asciiTheme="minorHAnsi" w:hAnsiTheme="minorHAnsi"/>
+        </w:rPr>
+      </w:pPr>
+      <w:r>
+        <w:rPr>
+          <w:rFonts w:asciiTheme="minorHAnsi" w:hAnsiTheme="minorHAnsi"/>
+        </w:rPr>
+        <w:t>Desarrollar una aplicación web conectada a una base de datos.</w:t>
+      </w:r>
+    </w:p>
+    <w:p>
+      <w:pPr>
+        <w:pStyle w:val="NormalWeb"/>
+        <w:ind w:left="360"/>
+        <w:jc w:val="both"/>
+        <w:rPr>
+          <w:rFonts w:asciiTheme="minorHAnsi" w:hAnsiTheme="minorHAnsi"/>
+        </w:rPr>
+      </w:pPr>
+      <w:r>
+        <w:rPr>
+          <w:rStyle w:val="Fuerte"/>
+          <w:rFonts w:asciiTheme="minorHAnsi" w:hAnsiTheme="minorHAnsi"/>
+        </w:rPr>
+        <w:t>Ventaja:</w:t>
+      </w:r>
+      <w:r>
+        <w:rPr>
+          <w:rFonts w:asciiTheme="minorHAnsi" w:hAnsiTheme="minorHAnsi"/>
+        </w:rPr>
+        <w:t xml:space="preserve"> permitiría administrar una mayor cantidad de información y acceder desde diferentes equipos.</w:t>
+      </w:r>
+    </w:p>
+    <w:p>
+      <w:pPr>
+        <w:pStyle w:val="NormalWeb"/>
+        <w:ind w:left="360"/>
+        <w:jc w:val="both"/>
+        <w:rPr>
+          <w:rFonts w:asciiTheme="minorHAnsi" w:hAnsiTheme="minorHAnsi"/>
+        </w:rPr>
+      </w:pPr>
+      <w:r>
+        <w:rPr>
+          <w:rStyle w:val="Fuerte"/>
+          <w:rFonts w:asciiTheme="minorHAnsi" w:hAnsiTheme="minorHAnsi"/>
+        </w:rPr>
+        <w:t>Desventaja:</w:t>
+      </w:r>
+      <w:r>
+        <w:rPr>
+          <w:rFonts w:asciiTheme="minorHAnsi" w:hAnsiTheme="minorHAnsi"/>
+        </w:rPr>
+        <w:t xml:space="preserve"> requiere mayor tiempo y conocimientos para su desarrollo.</w:t>
+      </w:r>
+    </w:p>
+    <w:p>
+      <w:pPr>
+        <w:ind w:left="360"/>
+        <w:jc w:val="both"/>
+        <w:rPr>
+          <w:b/>
+          <w:bCs/>
+          <w:sz w:val="32"/>
+          <w:szCs w:val="32"/>
+        </w:rPr>
+      </w:pPr>
+      <w:r>
+        <w:rPr>
+          <w:b/>
+          <w:bCs/>
+          <w:sz w:val="32"/>
+          <w:szCs w:val="32"/>
+        </w:rPr>
+        <w:t>S</w:t>
+      </w:r>
+      <w:r>
+        <w:rPr>
+          <w:b/>
+          <w:bCs/>
+          <w:sz w:val="32"/>
+          <w:szCs w:val="32"/>
+        </w:rPr>
+        <w:t>olución que utilizare</w:t>
+      </w:r>
+    </w:p>
+    <w:p>
+      <w:pPr>
+        <w:ind w:left="360"/>
+        <w:jc w:val="both"/>
+      </w:pPr>
+      <w:r>
+        <w:t>Para este examen, trabajare con la Alternativa 2: sistema en Java, porque es la que corresponde directamente a lo solicitado:</w:t>
+      </w:r>
+    </w:p>
+    <w:p>
+      <w:pPr>
+        <w:ind w:left="360"/>
+        <w:jc w:val="both"/>
+      </w:pPr>
+      <w:r>
+        <w:t>Java + POO + Scanner + lista + controlador + validaciones + excepciones.</w:t>
+      </w:r>
+    </w:p>
+    <w:p>
+      <w:pPr>
+        <w:ind w:left="360"/>
+        <w:jc w:val="both"/>
+      </w:pPr>
+      <w:r>
+        <w:t>Ahora viene una parte importante: diseñar la clase Alumno mediante UML.</w:t>
+      </w:r>
+    </w:p>
+    <w:p>
+      <w:pPr>
+        <w:pStyle w:val="Ttulo1"/>
+        <w:numPr>
+          <w:ilvl w:val="0"/>
+          <w:numId w:val="2"/>
+        </w:numPr>
+      </w:pPr>
+      <w:r>
+        <w:lastRenderedPageBreak/>
+        <w:t>Clase UML</w:t>
+      </w:r>
+    </w:p>
+    <w:p>
+      <w:r>
+        <w:rPr>
+          <w:noProof/>
+        </w:rPr>
+        <w:drawing>
+          <wp:inline distT="0" distB="0" distL="0" distR="0" wp14:anchorId="128BDB38" wp14:editId="45FB6649">
+            <wp:extent cx="4287520" cy="5098415"/>
+            <wp:effectExtent l="0" t="0" r="0" b="6985"/>
+            <wp:docPr id="149872574" name="Imagen 2"/>
+            <wp:cNvGraphicFramePr>
+              <a:graphicFrameLocks xmlns:a="http://schemas.openxmlformats.org/drawingml/2006/main" noChangeAspect="1"/>
+            </wp:cNvGraphicFramePr>
+            <a:graphic xmlns:a="http://schemas.openxmlformats.org/drawingml/2006/main">
+              <a:graphicData uri="http://schemas.openxmlformats.org/drawingml/2006/picture">
+                <pic:pic xmlns:pic="http://schemas.openxmlformats.org/drawingml/2006/picture">
+                  <pic:nvPicPr>
+                    <pic:cNvPr id="0" name="Picture 3"/>
+                    <pic:cNvPicPr>
+                      <a:picLocks noChangeAspect="1" noChangeArrowheads="1"/>
+                    </pic:cNvPicPr>
+                  </pic:nvPicPr>
+                  <pic:blipFill>
+                    <a:blip r:embed="rId6">
+                      <a:extLst>
+                        <a:ext uri="{28A0092B-C50C-407E-A947-70E740481C1C}">
+                          <a14:useLocalDpi xmlns:a14="http://schemas.microsoft.com/office/drawing/2010/main" val="0"/>
+                        </a:ext>
+                      </a:extLst>
+                    </a:blip>
+                    <a:srcRect/>
+                    <a:stretch>
+                      <a:fillRect/>
+                    </a:stretch>
+                  </pic:blipFill>
+                  <pic:spPr bwMode="auto">
+                    <a:xfrm>
+                      <a:off x="0" y="0"/>
+                      <a:ext cx="4287520" cy="5098415"/>
+                    </a:xfrm>
+                    <a:prstGeom prst="rect">
+                      <a:avLst/>
+                    </a:prstGeom>
+                    <a:noFill/>
+                    <a:ln>
+                      <a:noFill/>
+                    </a:ln>
+                  </pic:spPr>
+                </pic:pic>
+              </a:graphicData>
+            </a:graphic>
+          </wp:inline>
+        </w:drawing>
       </w:r>
     </w:p>
     <w:sectPr>
@@ -506,6 +954,232 @@
     </w:lvl>
   </w:abstractNum>
   <w:abstractNum w:abstractNumId="1" w15:restartNumberingAfterBreak="0">
+    <w:nsid w:val="250F5BC0"/>
+    <w:multiLevelType w:val="hybridMultilevel"/>
+    <w:tmpl w:val="8334C864"/>
+    <w:lvl w:ilvl="0" w:tplc="280A0001">
+      <w:start w:val="1"/>
+      <w:numFmt w:val="bullet"/>
+      <w:lvlText w:val=""/>
+      <w:lvlJc w:val="left"/>
+      <w:pPr>
+        <w:ind w:left="720" w:hanging="360"/>
+      </w:pPr>
+      <w:rPr>
+        <w:rFonts w:ascii="Symbol" w:hAnsi="Symbol" w:hint="default"/>
+      </w:rPr>
+    </w:lvl>
+    <w:lvl w:ilvl="1" w:tplc="280A0003" w:tentative="1">
+      <w:start w:val="1"/>
+      <w:numFmt w:val="bullet"/>
+      <w:lvlText w:val="o"/>
+      <w:lvlJc w:val="left"/>
+      <w:pPr>
+        <w:ind w:left="1440" w:hanging="360"/>
+      </w:pPr>
+      <w:rPr>
+        <w:rFonts w:ascii="Courier New" w:hAnsi="Courier New" w:cs="Courier New" w:hint="default"/>
+      </w:rPr>
+    </w:lvl>
+    <w:lvl w:ilvl="2" w:tplc="280A0005" w:tentative="1">
+      <w:start w:val="1"/>
+      <w:numFmt w:val="bullet"/>
+      <w:lvlText w:val=""/>
+      <w:lvlJc w:val="left"/>
+      <w:pPr>
+        <w:ind w:left="2160" w:hanging="360"/>
+      </w:pPr>
+      <w:rPr>
+        <w:rFonts w:ascii="Wingdings" w:hAnsi="Wingdings" w:hint="default"/>
+      </w:rPr>
+    </w:lvl>
+    <w:lvl w:ilvl="3" w:tplc="280A0001" w:tentative="1">
+      <w:start w:val="1"/>
+      <w:numFmt w:val="bullet"/>
+      <w:lvlText w:val=""/>
+      <w:lvlJc w:val="left"/>
+      <w:pPr>
+        <w:ind w:left="2880" w:hanging="360"/>
+      </w:pPr>
+      <w:rPr>
+        <w:rFonts w:ascii="Symbol" w:hAnsi="Symbol" w:hint="default"/>
+      </w:rPr>
+    </w:lvl>
+    <w:lvl w:ilvl="4" w:tplc="280A0003" w:tentative="1">
+      <w:start w:val="1"/>
+      <w:numFmt w:val="bullet"/>
+      <w:lvlText w:val="o"/>
+      <w:lvlJc w:val="left"/>
+      <w:pPr>
+        <w:ind w:left="3600" w:hanging="360"/>
+      </w:pPr>
+      <w:rPr>
+        <w:rFonts w:ascii="Courier New" w:hAnsi="Courier New" w:cs="Courier New" w:hint="default"/>
+      </w:rPr>
+    </w:lvl>
+    <w:lvl w:ilvl="5" w:tplc="280A0005" w:tentative="1">
+      <w:start w:val="1"/>
+      <w:numFmt w:val="bullet"/>
+      <w:lvlText w:val=""/>
+      <w:lvlJc w:val="left"/>
+      <w:pPr>
+        <w:ind w:left="4320" w:hanging="360"/>
+      </w:pPr>
+      <w:rPr>
+        <w:rFonts w:ascii="Wingdings" w:hAnsi="Wingdings" w:hint="default"/>
+      </w:rPr>
+    </w:lvl>
+    <w:lvl w:ilvl="6" w:tplc="280A0001" w:tentative="1">
+      <w:start w:val="1"/>
+      <w:numFmt w:val="bullet"/>
+      <w:lvlText w:val=""/>
+      <w:lvlJc w:val="left"/>
+      <w:pPr>
+        <w:ind w:left="5040" w:hanging="360"/>
+      </w:pPr>
+      <w:rPr>
+        <w:rFonts w:ascii="Symbol" w:hAnsi="Symbol" w:hint="default"/>
+      </w:rPr>
+    </w:lvl>
+    <w:lvl w:ilvl="7" w:tplc="280A0003" w:tentative="1">
+      <w:start w:val="1"/>
+      <w:numFmt w:val="bullet"/>
+      <w:lvlText w:val="o"/>
+      <w:lvlJc w:val="left"/>
+      <w:pPr>
+        <w:ind w:left="5760" w:hanging="360"/>
+      </w:pPr>
+      <w:rPr>
+        <w:rFonts w:ascii="Courier New" w:hAnsi="Courier New" w:cs="Courier New" w:hint="default"/>
+      </w:rPr>
+    </w:lvl>
+    <w:lvl w:ilvl="8" w:tplc="280A0005" w:tentative="1">
+      <w:start w:val="1"/>
+      <w:numFmt w:val="bullet"/>
+      <w:lvlText w:val=""/>
+      <w:lvlJc w:val="left"/>
+      <w:pPr>
+        <w:ind w:left="6480" w:hanging="360"/>
+      </w:pPr>
+      <w:rPr>
+        <w:rFonts w:ascii="Wingdings" w:hAnsi="Wingdings" w:hint="default"/>
+      </w:rPr>
+    </w:lvl>
+  </w:abstractNum>
+  <w:abstractNum w:abstractNumId="2" w15:restartNumberingAfterBreak="0">
+    <w:nsid w:val="71C61C65"/>
+    <w:multiLevelType w:val="hybridMultilevel"/>
+    <w:tmpl w:val="3D4851BA"/>
+    <w:lvl w:ilvl="0" w:tplc="54162E00">
+      <w:start w:val="3"/>
+      <w:numFmt w:val="bullet"/>
+      <w:lvlText w:val="-"/>
+      <w:lvlJc w:val="left"/>
+      <w:pPr>
+        <w:ind w:left="720" w:hanging="360"/>
+      </w:pPr>
+      <w:rPr>
+        <w:rFonts w:ascii="Aptos" w:eastAsiaTheme="minorHAnsi" w:hAnsi="Aptos" w:cstheme="minorBidi" w:hint="default"/>
+      </w:rPr>
+    </w:lvl>
+    <w:lvl w:ilvl="1" w:tplc="280A0003" w:tentative="1">
+      <w:start w:val="1"/>
+      <w:numFmt w:val="bullet"/>
+      <w:lvlText w:val="o"/>
+      <w:lvlJc w:val="left"/>
+      <w:pPr>
+        <w:ind w:left="1440" w:hanging="360"/>
+      </w:pPr>
+      <w:rPr>
+        <w:rFonts w:ascii="Courier New" w:hAnsi="Courier New" w:cs="Courier New" w:hint="default"/>
+      </w:rPr>
+    </w:lvl>
+    <w:lvl w:ilvl="2" w:tplc="280A0005" w:tentative="1">
+      <w:start w:val="1"/>
+      <w:numFmt w:val="bullet"/>
+      <w:lvlText w:val=""/>
+      <w:lvlJc w:val="left"/>
+      <w:pPr>
+        <w:ind w:left="2160" w:hanging="360"/>
+      </w:pPr>
+      <w:rPr>
+        <w:rFonts w:ascii="Wingdings" w:hAnsi="Wingdings" w:hint="default"/>
+      </w:rPr>
+    </w:lvl>
+    <w:lvl w:ilvl="3" w:tplc="280A0001" w:tentative="1">
+      <w:start w:val="1"/>
+      <w:numFmt w:val="bullet"/>
+      <w:lvlText w:val=""/>
+      <w:lvlJc w:val="left"/>
+      <w:pPr>
+        <w:ind w:left="2880" w:hanging="360"/>
+      </w:pPr>
+      <w:rPr>
+        <w:rFonts w:ascii="Symbol" w:hAnsi="Symbol" w:hint="default"/>
+      </w:rPr>
+    </w:lvl>
+    <w:lvl w:ilvl="4" w:tplc="280A0003" w:tentative="1">
+      <w:start w:val="1"/>
+      <w:numFmt w:val="bullet"/>
+      <w:lvlText w:val="o"/>
+      <w:lvlJc w:val="left"/>
+      <w:pPr>
+        <w:ind w:left="3600" w:hanging="360"/>
+      </w:pPr>
+      <w:rPr>
+        <w:rFonts w:ascii="Courier New" w:hAnsi="Courier New" w:cs="Courier New" w:hint="default"/>
+      </w:rPr>
+    </w:lvl>
+    <w:lvl w:ilvl="5" w:tplc="280A0005" w:tentative="1">
+      <w:start w:val="1"/>
+      <w:numFmt w:val="bullet"/>
+      <w:lvlText w:val=""/>
+      <w:lvlJc w:val="left"/>
+      <w:pPr>
+        <w:ind w:left="4320" w:hanging="360"/>
+      </w:pPr>
+      <w:rPr>
+        <w:rFonts w:ascii="Wingdings" w:hAnsi="Wingdings" w:hint="default"/>
+      </w:rPr>
+    </w:lvl>
+    <w:lvl w:ilvl="6" w:tplc="280A0001" w:tentative="1">
+      <w:start w:val="1"/>
+      <w:numFmt w:val="bullet"/>
+      <w:lvlText w:val=""/>
+      <w:lvlJc w:val="left"/>
+      <w:pPr>
+        <w:ind w:left="5040" w:hanging="360"/>
+      </w:pPr>
+      <w:rPr>
+        <w:rFonts w:ascii="Symbol" w:hAnsi="Symbol" w:hint="default"/>
+      </w:rPr>
+    </w:lvl>
+    <w:lvl w:ilvl="7" w:tplc="280A0003" w:tentative="1">
+      <w:start w:val="1"/>
+      <w:numFmt w:val="bullet"/>
+      <w:lvlText w:val="o"/>
+      <w:lvlJc w:val="left"/>
+      <w:pPr>
+        <w:ind w:left="5760" w:hanging="360"/>
+      </w:pPr>
+      <w:rPr>
+        <w:rFonts w:ascii="Courier New" w:hAnsi="Courier New" w:cs="Courier New" w:hint="default"/>
+      </w:rPr>
+    </w:lvl>
+    <w:lvl w:ilvl="8" w:tplc="280A0005" w:tentative="1">
+      <w:start w:val="1"/>
+      <w:numFmt w:val="bullet"/>
+      <w:lvlText w:val=""/>
+      <w:lvlJc w:val="left"/>
+      <w:pPr>
+        <w:ind w:left="6480" w:hanging="360"/>
+      </w:pPr>
+      <w:rPr>
+        <w:rFonts w:ascii="Wingdings" w:hAnsi="Wingdings" w:hint="default"/>
+      </w:rPr>
+    </w:lvl>
+  </w:abstractNum>
+  <w:abstractNum w:abstractNumId="3" w15:restartNumberingAfterBreak="0">
     <w:nsid w:val="77170D86"/>
     <w:multiLevelType w:val="hybridMultilevel"/>
     <w:tmpl w:val="ABBE483E"/>
@@ -598,7 +1272,13 @@
     <w:abstractNumId w:val="0"/>
   </w:num>
   <w:num w:numId="2" w16cid:durableId="234900430">
+    <w:abstractNumId w:val="3"/>
+  </w:num>
+  <w:num w:numId="3" w16cid:durableId="520241637">
     <w:abstractNumId w:val="1"/>
+  </w:num>
+  <w:num w:numId="4" w16cid:durableId="1033190524">
+    <w:abstractNumId w:val="2"/>
   </w:num>
 </w:numbering>
 </file>
@@ -1519,6 +2199,48 @@
       <w:spacing w:val="5"/>
     </w:rPr>
   </w:style>
+  <w:style w:type="paragraph" w:customStyle="1" w:styleId="pdq2pgselectionanchorcontainer">
+    <w:name w:val="pdq2pg_selectionanchorcontainer"/>
+    <w:basedOn w:val="Normal"/>
+    <w:rsid w:val="00CD4FA1"/>
+    <w:pPr>
+      <w:spacing w:before="100" w:beforeAutospacing="1" w:after="100" w:afterAutospacing="1" w:line="240" w:lineRule="auto"/>
+    </w:pPr>
+    <w:rPr>
+      <w:rFonts w:ascii="Times New Roman" w:eastAsia="Times New Roman" w:hAnsi="Times New Roman" w:cs="Times New Roman"/>
+      <w:kern w:val="0"/>
+      <w:lang w:eastAsia="es-PE"/>
+      <w14:ligatures w14:val="none"/>
+    </w:rPr>
+  </w:style>
+  <w:style w:type="paragraph" w:styleId="NormalWeb">
+    <w:name w:val="Normal (Web)"/>
+    <w:basedOn w:val="Normal"/>
+    <w:uiPriority w:val="99"/>
+    <w:semiHidden/>
+    <w:unhideWhenUsed/>
+    <w:rsid w:val="00CD4FA1"/>
+    <w:pPr>
+      <w:spacing w:before="100" w:beforeAutospacing="1" w:after="100" w:afterAutospacing="1" w:line="240" w:lineRule="auto"/>
+    </w:pPr>
+    <w:rPr>
+      <w:rFonts w:ascii="Times New Roman" w:eastAsia="Times New Roman" w:hAnsi="Times New Roman" w:cs="Times New Roman"/>
+      <w:kern w:val="0"/>
+      <w:lang w:eastAsia="es-PE"/>
+      <w14:ligatures w14:val="none"/>
+    </w:rPr>
+  </w:style>
+  <w:style w:type="character" w:styleId="Fuerte">
+    <w:name w:val="Strong"/>
+    <w:basedOn w:val="Fuentedeprrafopredeter"/>
+    <w:uiPriority w:val="22"/>
+    <w:qFormat/>
+    <w:rsid w:val="00CD4FA1"/>
+    <w:rPr>
+      <w:b/>
+      <w:bCs/>
+    </w:rPr>
+  </w:style>
 </w:styles>
 </file>
 
